--- a/archvos verificdos.docx
+++ b/archvos verificdos.docx
@@ -230,6 +230,58 @@
       </w:r>
       <w:proofErr w:type="spellEnd"/>
     </w:p>
+    <w:p>
+      <w:r>
+        <w:t>app/Modules/</w:t>
+      </w:r>
+      <w:proofErr w:type="spellStart"/>
+      <w:r>
+        <w:t>Suppliers</w:t>
+      </w:r>
+      <w:proofErr w:type="spellEnd"/>
+      <w:r>
+        <w:t>/</w:t>
+      </w:r>
+      <w:proofErr w:type="spellStart"/>
+      <w:r>
+        <w:t>Models</w:t>
+      </w:r>
+      <w:proofErr w:type="spellEnd"/>
+      <w:r>
+        <w:t>/</w:t>
+      </w:r>
+      <w:proofErr w:type="spellStart"/>
+      <w:r>
+        <w:t>Supplier.php</w:t>
+      </w:r>
+      <w:proofErr w:type="spellEnd"/>
+    </w:p>
+    <w:p>
+      <w:r>
+        <w:t>app/Modules/</w:t>
+      </w:r>
+      <w:proofErr w:type="spellStart"/>
+      <w:r>
+        <w:t>Suppliers</w:t>
+      </w:r>
+      <w:proofErr w:type="spellEnd"/>
+      <w:r>
+        <w:t>/</w:t>
+      </w:r>
+      <w:proofErr w:type="spellStart"/>
+      <w:r>
+        <w:t>Services</w:t>
+      </w:r>
+      <w:proofErr w:type="spellEnd"/>
+      <w:r>
+        <w:t>/</w:t>
+      </w:r>
+      <w:proofErr w:type="spellStart"/>
+      <w:r>
+        <w:t>SupplierService.php</w:t>
+      </w:r>
+      <w:proofErr w:type="spellEnd"/>
+    </w:p>
     <w:p/>
     <w:p>
       <w:proofErr w:type="spellStart"/>
@@ -263,6 +315,73 @@
       <w:proofErr w:type="spellEnd"/>
       <w:r>
         <w:t>\suppliers-create.js</w:t>
+      </w:r>
+    </w:p>
+    <w:p/>
+    <w:p/>
+    <w:p>
+      <w:r>
+        <w:t>app/Modules/</w:t>
+      </w:r>
+      <w:proofErr w:type="spellStart"/>
+      <w:r>
+        <w:t>Products</w:t>
+      </w:r>
+      <w:proofErr w:type="spellEnd"/>
+      <w:r>
+        <w:t>/</w:t>
+      </w:r>
+      <w:proofErr w:type="spellStart"/>
+      <w:r>
+        <w:t>Views</w:t>
+      </w:r>
+      <w:proofErr w:type="spellEnd"/>
+      <w:r>
+        <w:t>/</w:t>
+      </w:r>
+      <w:proofErr w:type="spellStart"/>
+      <w:r>
+        <w:t>products</w:t>
+      </w:r>
+      <w:proofErr w:type="spellEnd"/>
+      <w:r>
+        <w:t>/</w:t>
+      </w:r>
+      <w:proofErr w:type="spellStart"/>
+      <w:r>
+        <w:t>types.php</w:t>
+      </w:r>
+      <w:proofErr w:type="spellEnd"/>
+    </w:p>
+    <w:p>
+      <w:r>
+        <w:t>app/Modules/</w:t>
+      </w:r>
+      <w:proofErr w:type="spellStart"/>
+      <w:r>
+        <w:t>Products</w:t>
+      </w:r>
+      <w:proofErr w:type="spellEnd"/>
+      <w:r>
+        <w:t>/</w:t>
+      </w:r>
+      <w:proofErr w:type="spellStart"/>
+      <w:r>
+        <w:t>Controllers</w:t>
+      </w:r>
+      <w:proofErr w:type="spellEnd"/>
+      <w:r>
+        <w:t>/</w:t>
+      </w:r>
+      <w:proofErr w:type="spellStart"/>
+      <w:r>
+        <w:t>FabricTypeController.php</w:t>
+      </w:r>
+      <w:proofErr w:type="spellEnd"/>
+    </w:p>
+    <w:p>
+      <w:r>
+        <w:t>app/Modules/Products/Services/CatalogService.php</w:t>
       </w:r>
     </w:p>
     <w:sectPr>
